--- a/Documentexamen.docx
+++ b/Documentexamen.docx
@@ -9,22 +9,44 @@
           <w:ilvl w:val="0"/>
           <w:numId w:val="1"/>
         </w:numPr>
-        <w:rPr/>
+        <w:spacing w:line="360" w:lineRule="auto"/>
+        <w:contextualSpacing w:val="0"/>
+        <w:rPr>
+          <w:rFonts w:ascii="Times New Roman" w:hAnsi="Times New Roman" w:eastAsia="Times New Roman" w:cs="Times New Roman"/>
+          <w:sz w:val="28"/>
+          <w:szCs w:val="28"/>
+        </w:rPr>
       </w:pPr>
       <w:r>
-        <w:rPr/>
+        <w:rPr>
+          <w:rFonts w:ascii="Times New Roman" w:hAnsi="Times New Roman" w:eastAsia="Times New Roman" w:cs="Times New Roman"/>
+          <w:sz w:val="28"/>
+          <w:szCs w:val="28"/>
+        </w:rPr>
         <w:t xml:space="preserve">Выбрать </w:t>
       </w:r>
       <w:r>
-        <w:rPr/>
+        <w:rPr>
+          <w:rFonts w:ascii="Times New Roman" w:hAnsi="Times New Roman" w:eastAsia="Times New Roman" w:cs="Times New Roman"/>
+          <w:sz w:val="28"/>
+          <w:szCs w:val="28"/>
+        </w:rPr>
         <w:t>тестируемый</w:t>
       </w:r>
       <w:r>
-        <w:rPr/>
+        <w:rPr>
+          <w:rFonts w:ascii="Times New Roman" w:hAnsi="Times New Roman" w:eastAsia="Times New Roman" w:cs="Times New Roman"/>
+          <w:sz w:val="28"/>
+          <w:szCs w:val="28"/>
+        </w:rPr>
         <w:t xml:space="preserve"> модуль: </w:t>
       </w:r>
       <w:r>
-        <w:rPr/>
+        <w:rPr>
+          <w:rFonts w:ascii="Times New Roman" w:hAnsi="Times New Roman" w:eastAsia="Times New Roman" w:cs="Times New Roman"/>
+          <w:sz w:val="28"/>
+          <w:szCs w:val="28"/>
+        </w:rPr>
         <w:t>Добавление участника</w:t>
       </w:r>
     </w:p>
@@ -35,22 +57,44 @@
           <w:ilvl w:val="0"/>
           <w:numId w:val="1"/>
         </w:numPr>
-        <w:rPr/>
+        <w:spacing w:line="360" w:lineRule="auto"/>
+        <w:contextualSpacing w:val="0"/>
+        <w:rPr>
+          <w:rFonts w:ascii="Times New Roman" w:hAnsi="Times New Roman" w:eastAsia="Times New Roman" w:cs="Times New Roman"/>
+          <w:sz w:val="28"/>
+          <w:szCs w:val="28"/>
+        </w:rPr>
       </w:pPr>
       <w:r>
-        <w:rPr/>
+        <w:rPr>
+          <w:rFonts w:ascii="Times New Roman" w:hAnsi="Times New Roman" w:eastAsia="Times New Roman" w:cs="Times New Roman"/>
+          <w:sz w:val="28"/>
+          <w:szCs w:val="28"/>
+        </w:rPr>
         <w:t>Добавление участника предназначен для хранения и анализа данных следователя</w:t>
       </w:r>
       <w:r>
-        <w:rPr/>
+        <w:rPr>
+          <w:rFonts w:ascii="Times New Roman" w:hAnsi="Times New Roman" w:eastAsia="Times New Roman" w:cs="Times New Roman"/>
+          <w:sz w:val="28"/>
+          <w:szCs w:val="28"/>
+        </w:rPr>
         <w:t>. Основные функции: ввод ФИО участника, дата рождения, место жительства, место работы, номер телефона, проверка к</w:t>
       </w:r>
       <w:r>
-        <w:rPr/>
+        <w:rPr>
+          <w:rFonts w:ascii="Times New Roman" w:hAnsi="Times New Roman" w:eastAsia="Times New Roman" w:cs="Times New Roman"/>
+          <w:sz w:val="28"/>
+          <w:szCs w:val="28"/>
+        </w:rPr>
         <w:t xml:space="preserve">орректности данных, отображение сообщений об ошибках. Границы: </w:t>
       </w:r>
       <w:r>
-        <w:rPr/>
+        <w:rPr>
+          <w:rFonts w:ascii="Times New Roman" w:hAnsi="Times New Roman" w:eastAsia="Times New Roman" w:cs="Times New Roman"/>
+          <w:sz w:val="28"/>
+          <w:szCs w:val="28"/>
+        </w:rPr>
         <w:t>не включает удаление участника.</w:t>
       </w:r>
     </w:p>
@@ -61,11 +105,17 @@
           <w:ilvl w:val="0"/>
           <w:numId w:val="1"/>
         </w:numPr>
-        <w:rPr/>
+        <w:spacing w:line="360" w:lineRule="auto"/>
+        <w:contextualSpacing w:val="0"/>
+        <w:rPr>
+          <w:rFonts w:ascii="Times New Roman" w:hAnsi="Times New Roman" w:eastAsia="Times New Roman" w:cs="Times New Roman"/>
+          <w:sz w:val="28"/>
+          <w:szCs w:val="28"/>
+        </w:rPr>
       </w:pPr>
       <w:r>
         <w:drawing>
-          <wp:inline wp14:editId="549B4A33" wp14:anchorId="1BE80DCB">
+          <wp:inline wp14:editId="3990BCF6" wp14:anchorId="1BE80DCB">
             <wp:extent cx="2457450" cy="4038600"/>
             <wp:effectExtent l="0" t="0" r="0" b="0"/>
             <wp:docPr id="1546414751" name="drawing"/>
@@ -110,28 +160,57 @@
     <w:p>
       <w:pPr>
         <w:pStyle w:val="ListParagraph"/>
+        <w:spacing w:line="360" w:lineRule="auto"/>
         <w:ind w:left="720"/>
+        <w:contextualSpacing w:val="0"/>
+        <w:rPr>
+          <w:rFonts w:ascii="Times New Roman" w:hAnsi="Times New Roman" w:eastAsia="Times New Roman" w:cs="Times New Roman"/>
+          <w:sz w:val="28"/>
+          <w:szCs w:val="28"/>
+        </w:rPr>
       </w:pPr>
       <w:r>
-        <w:rPr/>
+        <w:rPr>
+          <w:rFonts w:ascii="Times New Roman" w:hAnsi="Times New Roman" w:eastAsia="Times New Roman" w:cs="Times New Roman"/>
+          <w:sz w:val="28"/>
+          <w:szCs w:val="28"/>
+        </w:rPr>
         <w:t xml:space="preserve">Рисунок 1 - Окно </w:t>
       </w:r>
       <w:r>
-        <w:rPr/>
+        <w:rPr>
+          <w:rFonts w:ascii="Times New Roman" w:hAnsi="Times New Roman" w:eastAsia="Times New Roman" w:cs="Times New Roman"/>
+          <w:sz w:val="28"/>
+          <w:szCs w:val="28"/>
+        </w:rPr>
         <w:t>мо</w:t>
       </w:r>
       <w:r>
-        <w:rPr/>
+        <w:rPr>
+          <w:rFonts w:ascii="Times New Roman" w:hAnsi="Times New Roman" w:eastAsia="Times New Roman" w:cs="Times New Roman"/>
+          <w:sz w:val="28"/>
+          <w:szCs w:val="28"/>
+        </w:rPr>
         <w:t>дуля добавления участника</w:t>
       </w:r>
     </w:p>
     <w:p>
       <w:pPr>
         <w:pStyle w:val="Normal"/>
+        <w:spacing w:line="360" w:lineRule="auto"/>
         <w:ind w:left="0" w:firstLine="0"/>
+        <w:rPr>
+          <w:rFonts w:ascii="Times New Roman" w:hAnsi="Times New Roman" w:eastAsia="Times New Roman" w:cs="Times New Roman"/>
+          <w:sz w:val="28"/>
+          <w:szCs w:val="28"/>
+        </w:rPr>
       </w:pPr>
       <w:r>
-        <w:rPr/>
+        <w:rPr>
+          <w:rFonts w:ascii="Times New Roman" w:hAnsi="Times New Roman" w:eastAsia="Times New Roman" w:cs="Times New Roman"/>
+          <w:sz w:val="28"/>
+          <w:szCs w:val="28"/>
+        </w:rPr>
         <w:t xml:space="preserve">       4.</w:t>
       </w:r>
     </w:p>
@@ -157,9 +236,19 @@
           <w:p>
             <w:pPr>
               <w:pStyle w:val="Normal"/>
-            </w:pPr>
-            <w:r>
-              <w:rPr/>
+              <w:spacing w:line="360" w:lineRule="auto"/>
+              <w:rPr>
+                <w:rFonts w:ascii="Times New Roman" w:hAnsi="Times New Roman" w:eastAsia="Times New Roman" w:cs="Times New Roman"/>
+                <w:sz w:val="28"/>
+                <w:szCs w:val="28"/>
+              </w:rPr>
+            </w:pPr>
+            <w:r>
+              <w:rPr>
+                <w:rFonts w:ascii="Times New Roman" w:hAnsi="Times New Roman" w:eastAsia="Times New Roman" w:cs="Times New Roman"/>
+                <w:sz w:val="28"/>
+                <w:szCs w:val="28"/>
+              </w:rPr>
               <w:t>Пункт</w:t>
             </w:r>
           </w:p>
@@ -172,9 +261,19 @@
           <w:p>
             <w:pPr>
               <w:pStyle w:val="Normal"/>
-            </w:pPr>
-            <w:r>
-              <w:rPr/>
+              <w:spacing w:line="360" w:lineRule="auto"/>
+              <w:rPr>
+                <w:rFonts w:ascii="Times New Roman" w:hAnsi="Times New Roman" w:eastAsia="Times New Roman" w:cs="Times New Roman"/>
+                <w:sz w:val="28"/>
+                <w:szCs w:val="28"/>
+              </w:rPr>
+            </w:pPr>
+            <w:r>
+              <w:rPr>
+                <w:rFonts w:ascii="Times New Roman" w:hAnsi="Times New Roman" w:eastAsia="Times New Roman" w:cs="Times New Roman"/>
+                <w:sz w:val="28"/>
+                <w:szCs w:val="28"/>
+              </w:rPr>
               <w:t>Ожидаемый результат</w:t>
             </w:r>
           </w:p>
@@ -192,9 +291,19 @@
           <w:p>
             <w:pPr>
               <w:pStyle w:val="Normal"/>
-            </w:pPr>
-            <w:r>
-              <w:rPr/>
+              <w:spacing w:line="360" w:lineRule="auto"/>
+              <w:rPr>
+                <w:rFonts w:ascii="Times New Roman" w:hAnsi="Times New Roman" w:eastAsia="Times New Roman" w:cs="Times New Roman"/>
+                <w:sz w:val="28"/>
+                <w:szCs w:val="28"/>
+              </w:rPr>
+            </w:pPr>
+            <w:r>
+              <w:rPr>
+                <w:rFonts w:ascii="Times New Roman" w:hAnsi="Times New Roman" w:eastAsia="Times New Roman" w:cs="Times New Roman"/>
+                <w:sz w:val="28"/>
+                <w:szCs w:val="28"/>
+              </w:rPr>
               <w:t>Проверка ввода данных</w:t>
             </w:r>
           </w:p>
@@ -207,9 +316,19 @@
           <w:p>
             <w:pPr>
               <w:pStyle w:val="Normal"/>
-            </w:pPr>
-            <w:r>
-              <w:rPr/>
+              <w:spacing w:line="360" w:lineRule="auto"/>
+              <w:rPr>
+                <w:rFonts w:ascii="Times New Roman" w:hAnsi="Times New Roman" w:eastAsia="Times New Roman" w:cs="Times New Roman"/>
+                <w:sz w:val="28"/>
+                <w:szCs w:val="28"/>
+              </w:rPr>
+            </w:pPr>
+            <w:r>
+              <w:rPr>
+                <w:rFonts w:ascii="Times New Roman" w:hAnsi="Times New Roman" w:eastAsia="Times New Roman" w:cs="Times New Roman"/>
+                <w:sz w:val="28"/>
+                <w:szCs w:val="28"/>
+              </w:rPr>
               <w:t>Данные введены верно, не отображаются ошибки об неверном вводе чего-либо</w:t>
             </w:r>
           </w:p>
@@ -227,9 +346,19 @@
           <w:p>
             <w:pPr>
               <w:pStyle w:val="Normal"/>
-            </w:pPr>
-            <w:r>
-              <w:rPr/>
+              <w:spacing w:line="360" w:lineRule="auto"/>
+              <w:rPr>
+                <w:rFonts w:ascii="Times New Roman" w:hAnsi="Times New Roman" w:eastAsia="Times New Roman" w:cs="Times New Roman"/>
+                <w:sz w:val="28"/>
+                <w:szCs w:val="28"/>
+              </w:rPr>
+            </w:pPr>
+            <w:r>
+              <w:rPr>
+                <w:rFonts w:ascii="Times New Roman" w:hAnsi="Times New Roman" w:eastAsia="Times New Roman" w:cs="Times New Roman"/>
+                <w:sz w:val="28"/>
+                <w:szCs w:val="28"/>
+              </w:rPr>
               <w:t>Обработка ошибок</w:t>
             </w:r>
           </w:p>
@@ -242,9 +371,19 @@
           <w:p>
             <w:pPr>
               <w:pStyle w:val="Normal"/>
-            </w:pPr>
-            <w:r>
-              <w:rPr/>
+              <w:spacing w:line="360" w:lineRule="auto"/>
+              <w:rPr>
+                <w:rFonts w:ascii="Times New Roman" w:hAnsi="Times New Roman" w:eastAsia="Times New Roman" w:cs="Times New Roman"/>
+                <w:sz w:val="28"/>
+                <w:szCs w:val="28"/>
+              </w:rPr>
+            </w:pPr>
+            <w:r>
+              <w:rPr>
+                <w:rFonts w:ascii="Times New Roman" w:hAnsi="Times New Roman" w:eastAsia="Times New Roman" w:cs="Times New Roman"/>
+                <w:sz w:val="28"/>
+                <w:szCs w:val="28"/>
+              </w:rPr>
               <w:t>Корректная работа без ошибок</w:t>
             </w:r>
           </w:p>
@@ -262,9 +401,19 @@
           <w:p>
             <w:pPr>
               <w:pStyle w:val="Normal"/>
-            </w:pPr>
-            <w:r>
-              <w:rPr/>
+              <w:spacing w:line="360" w:lineRule="auto"/>
+              <w:rPr>
+                <w:rFonts w:ascii="Times New Roman" w:hAnsi="Times New Roman" w:eastAsia="Times New Roman" w:cs="Times New Roman"/>
+                <w:sz w:val="28"/>
+                <w:szCs w:val="28"/>
+              </w:rPr>
+            </w:pPr>
+            <w:r>
+              <w:rPr>
+                <w:rFonts w:ascii="Times New Roman" w:hAnsi="Times New Roman" w:eastAsia="Times New Roman" w:cs="Times New Roman"/>
+                <w:sz w:val="28"/>
+                <w:szCs w:val="28"/>
+              </w:rPr>
               <w:t>Пограничные случаи</w:t>
             </w:r>
           </w:p>
@@ -277,9 +426,19 @@
           <w:p>
             <w:pPr>
               <w:pStyle w:val="Normal"/>
-            </w:pPr>
-            <w:r>
-              <w:rPr/>
+              <w:spacing w:line="360" w:lineRule="auto"/>
+              <w:rPr>
+                <w:rFonts w:ascii="Times New Roman" w:hAnsi="Times New Roman" w:eastAsia="Times New Roman" w:cs="Times New Roman"/>
+                <w:sz w:val="28"/>
+                <w:szCs w:val="28"/>
+              </w:rPr>
+            </w:pPr>
+            <w:r>
+              <w:rPr>
+                <w:rFonts w:ascii="Times New Roman" w:hAnsi="Times New Roman" w:eastAsia="Times New Roman" w:cs="Times New Roman"/>
+                <w:sz w:val="28"/>
+                <w:szCs w:val="28"/>
+              </w:rPr>
               <w:t>Ошибка об удалении участника, в БД не удалился участник</w:t>
             </w:r>
           </w:p>
@@ -297,9 +456,19 @@
           <w:p>
             <w:pPr>
               <w:pStyle w:val="Normal"/>
-            </w:pPr>
-            <w:r>
-              <w:rPr/>
+              <w:spacing w:line="360" w:lineRule="auto"/>
+              <w:rPr>
+                <w:rFonts w:ascii="Times New Roman" w:hAnsi="Times New Roman" w:eastAsia="Times New Roman" w:cs="Times New Roman"/>
+                <w:sz w:val="28"/>
+                <w:szCs w:val="28"/>
+              </w:rPr>
+            </w:pPr>
+            <w:r>
+              <w:rPr>
+                <w:rFonts w:ascii="Times New Roman" w:hAnsi="Times New Roman" w:eastAsia="Times New Roman" w:cs="Times New Roman"/>
+                <w:sz w:val="28"/>
+                <w:szCs w:val="28"/>
+              </w:rPr>
               <w:t>Сохранение данных в БД</w:t>
             </w:r>
           </w:p>
@@ -312,9 +481,19 @@
           <w:p>
             <w:pPr>
               <w:pStyle w:val="Normal"/>
-            </w:pPr>
-            <w:r>
-              <w:rPr/>
+              <w:spacing w:line="360" w:lineRule="auto"/>
+              <w:rPr>
+                <w:rFonts w:ascii="Times New Roman" w:hAnsi="Times New Roman" w:eastAsia="Times New Roman" w:cs="Times New Roman"/>
+                <w:sz w:val="28"/>
+                <w:szCs w:val="28"/>
+              </w:rPr>
+            </w:pPr>
+            <w:r>
+              <w:rPr>
+                <w:rFonts w:ascii="Times New Roman" w:hAnsi="Times New Roman" w:eastAsia="Times New Roman" w:cs="Times New Roman"/>
+                <w:sz w:val="28"/>
+                <w:szCs w:val="28"/>
+              </w:rPr>
               <w:t>Сохранены данные в БД</w:t>
             </w:r>
           </w:p>
@@ -332,9 +511,19 @@
           <w:p>
             <w:pPr>
               <w:pStyle w:val="Normal"/>
-            </w:pPr>
-            <w:r>
-              <w:rPr/>
+              <w:spacing w:line="360" w:lineRule="auto"/>
+              <w:rPr>
+                <w:rFonts w:ascii="Times New Roman" w:hAnsi="Times New Roman" w:eastAsia="Times New Roman" w:cs="Times New Roman"/>
+                <w:sz w:val="28"/>
+                <w:szCs w:val="28"/>
+              </w:rPr>
+            </w:pPr>
+            <w:r>
+              <w:rPr>
+                <w:rFonts w:ascii="Times New Roman" w:hAnsi="Times New Roman" w:eastAsia="Times New Roman" w:cs="Times New Roman"/>
+                <w:sz w:val="28"/>
+                <w:szCs w:val="28"/>
+              </w:rPr>
               <w:t>После нажатия на кнопку Добавить, переходит на страницу списка участников</w:t>
             </w:r>
           </w:p>
@@ -347,9 +536,19 @@
           <w:p>
             <w:pPr>
               <w:pStyle w:val="Normal"/>
-            </w:pPr>
-            <w:r>
-              <w:rPr/>
+              <w:spacing w:line="360" w:lineRule="auto"/>
+              <w:rPr>
+                <w:rFonts w:ascii="Times New Roman" w:hAnsi="Times New Roman" w:eastAsia="Times New Roman" w:cs="Times New Roman"/>
+                <w:sz w:val="28"/>
+                <w:szCs w:val="28"/>
+              </w:rPr>
+            </w:pPr>
+            <w:r>
+              <w:rPr>
+                <w:rFonts w:ascii="Times New Roman" w:hAnsi="Times New Roman" w:eastAsia="Times New Roman" w:cs="Times New Roman"/>
+                <w:sz w:val="28"/>
+                <w:szCs w:val="28"/>
+              </w:rPr>
               <w:t>Переход на страницу Список участников</w:t>
             </w:r>
           </w:p>
@@ -367,9 +566,19 @@
           <w:p>
             <w:pPr>
               <w:pStyle w:val="Normal"/>
-            </w:pPr>
-            <w:r>
-              <w:rPr/>
+              <w:spacing w:line="360" w:lineRule="auto"/>
+              <w:rPr>
+                <w:rFonts w:ascii="Times New Roman" w:hAnsi="Times New Roman" w:eastAsia="Times New Roman" w:cs="Times New Roman"/>
+                <w:sz w:val="28"/>
+                <w:szCs w:val="28"/>
+              </w:rPr>
+            </w:pPr>
+            <w:r>
+              <w:rPr>
+                <w:rFonts w:ascii="Times New Roman" w:hAnsi="Times New Roman" w:eastAsia="Times New Roman" w:cs="Times New Roman"/>
+                <w:sz w:val="28"/>
+                <w:szCs w:val="28"/>
+              </w:rPr>
               <w:t>Место жительства не содержит больше 100 символов</w:t>
             </w:r>
           </w:p>
@@ -382,9 +591,19 @@
           <w:p>
             <w:pPr>
               <w:pStyle w:val="Normal"/>
-            </w:pPr>
-            <w:r>
-              <w:rPr/>
+              <w:spacing w:line="360" w:lineRule="auto"/>
+              <w:rPr>
+                <w:rFonts w:ascii="Times New Roman" w:hAnsi="Times New Roman" w:eastAsia="Times New Roman" w:cs="Times New Roman"/>
+                <w:sz w:val="28"/>
+                <w:szCs w:val="28"/>
+              </w:rPr>
+            </w:pPr>
+            <w:r>
+              <w:rPr>
+                <w:rFonts w:ascii="Times New Roman" w:hAnsi="Times New Roman" w:eastAsia="Times New Roman" w:cs="Times New Roman"/>
+                <w:sz w:val="28"/>
+                <w:szCs w:val="28"/>
+              </w:rPr>
               <w:t>Выведет ошибку</w:t>
             </w:r>
           </w:p>
@@ -402,9 +621,19 @@
           <w:p>
             <w:pPr>
               <w:pStyle w:val="Normal"/>
-            </w:pPr>
-            <w:r>
-              <w:rPr/>
+              <w:spacing w:line="360" w:lineRule="auto"/>
+              <w:rPr>
+                <w:rFonts w:ascii="Times New Roman" w:hAnsi="Times New Roman" w:eastAsia="Times New Roman" w:cs="Times New Roman"/>
+                <w:sz w:val="28"/>
+                <w:szCs w:val="28"/>
+              </w:rPr>
+            </w:pPr>
+            <w:r>
+              <w:rPr>
+                <w:rFonts w:ascii="Times New Roman" w:hAnsi="Times New Roman" w:eastAsia="Times New Roman" w:cs="Times New Roman"/>
+                <w:sz w:val="28"/>
+                <w:szCs w:val="28"/>
+              </w:rPr>
               <w:t>Телефон</w:t>
             </w:r>
           </w:p>
@@ -417,9 +646,19 @@
           <w:p>
             <w:pPr>
               <w:pStyle w:val="Normal"/>
-            </w:pPr>
-            <w:r>
-              <w:rPr/>
+              <w:spacing w:line="360" w:lineRule="auto"/>
+              <w:rPr>
+                <w:rFonts w:ascii="Times New Roman" w:hAnsi="Times New Roman" w:eastAsia="Times New Roman" w:cs="Times New Roman"/>
+                <w:sz w:val="28"/>
+                <w:szCs w:val="28"/>
+              </w:rPr>
+            </w:pPr>
+            <w:r>
+              <w:rPr>
+                <w:rFonts w:ascii="Times New Roman" w:hAnsi="Times New Roman" w:eastAsia="Times New Roman" w:cs="Times New Roman"/>
+                <w:sz w:val="28"/>
+                <w:szCs w:val="28"/>
+              </w:rPr>
               <w:t>Корректный ввод телефона (+7-999-999-99-99)</w:t>
             </w:r>
           </w:p>
@@ -437,13 +676,27 @@
           <w:p>
             <w:pPr>
               <w:pStyle w:val="Normal"/>
-            </w:pPr>
-            <w:r>
-              <w:rPr/>
+              <w:spacing w:line="360" w:lineRule="auto"/>
+              <w:rPr>
+                <w:rFonts w:ascii="Times New Roman" w:hAnsi="Times New Roman" w:eastAsia="Times New Roman" w:cs="Times New Roman"/>
+                <w:sz w:val="28"/>
+                <w:szCs w:val="28"/>
+              </w:rPr>
+            </w:pPr>
+            <w:r>
+              <w:rPr>
+                <w:rFonts w:ascii="Times New Roman" w:hAnsi="Times New Roman" w:eastAsia="Times New Roman" w:cs="Times New Roman"/>
+                <w:sz w:val="28"/>
+                <w:szCs w:val="28"/>
+              </w:rPr>
               <w:t>Д</w:t>
             </w:r>
             <w:r>
-              <w:rPr/>
+              <w:rPr>
+                <w:rFonts w:ascii="Times New Roman" w:hAnsi="Times New Roman" w:eastAsia="Times New Roman" w:cs="Times New Roman"/>
+                <w:sz w:val="28"/>
+                <w:szCs w:val="28"/>
+              </w:rPr>
               <w:t>ата рождения</w:t>
             </w:r>
           </w:p>
@@ -456,17 +709,35 @@
           <w:p>
             <w:pPr>
               <w:pStyle w:val="Normal"/>
-            </w:pPr>
-            <w:r>
-              <w:rPr/>
+              <w:spacing w:line="360" w:lineRule="auto"/>
+              <w:rPr>
+                <w:rFonts w:ascii="Times New Roman" w:hAnsi="Times New Roman" w:eastAsia="Times New Roman" w:cs="Times New Roman"/>
+                <w:sz w:val="28"/>
+                <w:szCs w:val="28"/>
+              </w:rPr>
+            </w:pPr>
+            <w:r>
+              <w:rPr>
+                <w:rFonts w:ascii="Times New Roman" w:hAnsi="Times New Roman" w:eastAsia="Times New Roman" w:cs="Times New Roman"/>
+                <w:sz w:val="28"/>
+                <w:szCs w:val="28"/>
+              </w:rPr>
               <w:t xml:space="preserve">Корректный ввод даты </w:t>
             </w:r>
             <w:r>
-              <w:rPr/>
+              <w:rPr>
+                <w:rFonts w:ascii="Times New Roman" w:hAnsi="Times New Roman" w:eastAsia="Times New Roman" w:cs="Times New Roman"/>
+                <w:sz w:val="28"/>
+                <w:szCs w:val="28"/>
+              </w:rPr>
               <w:t>рождения (</w:t>
             </w:r>
             <w:r>
-              <w:rPr/>
+              <w:rPr>
+                <w:rFonts w:ascii="Times New Roman" w:hAnsi="Times New Roman" w:eastAsia="Times New Roman" w:cs="Times New Roman"/>
+                <w:sz w:val="28"/>
+                <w:szCs w:val="28"/>
+              </w:rPr>
               <w:t>01.01.2010)</w:t>
             </w:r>
           </w:p>
@@ -484,9 +755,19 @@
           <w:p>
             <w:pPr>
               <w:pStyle w:val="Normal"/>
-            </w:pPr>
-            <w:r>
-              <w:rPr/>
+              <w:spacing w:line="360" w:lineRule="auto"/>
+              <w:rPr>
+                <w:rFonts w:ascii="Times New Roman" w:hAnsi="Times New Roman" w:eastAsia="Times New Roman" w:cs="Times New Roman"/>
+                <w:sz w:val="28"/>
+                <w:szCs w:val="28"/>
+              </w:rPr>
+            </w:pPr>
+            <w:r>
+              <w:rPr>
+                <w:rFonts w:ascii="Times New Roman" w:hAnsi="Times New Roman" w:eastAsia="Times New Roman" w:cs="Times New Roman"/>
+                <w:sz w:val="28"/>
+                <w:szCs w:val="28"/>
+              </w:rPr>
               <w:t>Нажатие на Назад</w:t>
             </w:r>
           </w:p>
@@ -499,9 +780,19 @@
           <w:p>
             <w:pPr>
               <w:pStyle w:val="Normal"/>
-            </w:pPr>
-            <w:r>
-              <w:rPr/>
+              <w:spacing w:line="360" w:lineRule="auto"/>
+              <w:rPr>
+                <w:rFonts w:ascii="Times New Roman" w:hAnsi="Times New Roman" w:eastAsia="Times New Roman" w:cs="Times New Roman"/>
+                <w:sz w:val="28"/>
+                <w:szCs w:val="28"/>
+              </w:rPr>
+            </w:pPr>
+            <w:r>
+              <w:rPr>
+                <w:rFonts w:ascii="Times New Roman" w:hAnsi="Times New Roman" w:eastAsia="Times New Roman" w:cs="Times New Roman"/>
+                <w:sz w:val="28"/>
+                <w:szCs w:val="28"/>
+              </w:rPr>
               <w:t>Страница главного меню</w:t>
             </w:r>
           </w:p>
@@ -519,17 +810,35 @@
           <w:p>
             <w:pPr>
               <w:pStyle w:val="Normal"/>
-            </w:pPr>
-            <w:r>
-              <w:rPr/>
+              <w:spacing w:line="360" w:lineRule="auto"/>
+              <w:rPr>
+                <w:rFonts w:ascii="Times New Roman" w:hAnsi="Times New Roman" w:eastAsia="Times New Roman" w:cs="Times New Roman"/>
+                <w:sz w:val="28"/>
+                <w:szCs w:val="28"/>
+              </w:rPr>
+            </w:pPr>
+            <w:r>
+              <w:rPr>
+                <w:rFonts w:ascii="Times New Roman" w:hAnsi="Times New Roman" w:eastAsia="Times New Roman" w:cs="Times New Roman"/>
+                <w:sz w:val="28"/>
+                <w:szCs w:val="28"/>
+              </w:rPr>
               <w:t xml:space="preserve">Нажатие </w:t>
             </w:r>
             <w:r>
-              <w:rPr/>
+              <w:rPr>
+                <w:rFonts w:ascii="Times New Roman" w:hAnsi="Times New Roman" w:eastAsia="Times New Roman" w:cs="Times New Roman"/>
+                <w:sz w:val="28"/>
+                <w:szCs w:val="28"/>
+              </w:rPr>
               <w:t>на</w:t>
             </w:r>
             <w:r>
-              <w:rPr/>
+              <w:rPr>
+                <w:rFonts w:ascii="Times New Roman" w:hAnsi="Times New Roman" w:eastAsia="Times New Roman" w:cs="Times New Roman"/>
+                <w:sz w:val="28"/>
+                <w:szCs w:val="28"/>
+              </w:rPr>
               <w:t xml:space="preserve"> Добавить</w:t>
             </w:r>
           </w:p>
@@ -542,9 +851,19 @@
           <w:p>
             <w:pPr>
               <w:pStyle w:val="Normal"/>
-            </w:pPr>
-            <w:r>
-              <w:rPr/>
+              <w:spacing w:line="360" w:lineRule="auto"/>
+              <w:rPr>
+                <w:rFonts w:ascii="Times New Roman" w:hAnsi="Times New Roman" w:eastAsia="Times New Roman" w:cs="Times New Roman"/>
+                <w:sz w:val="28"/>
+                <w:szCs w:val="28"/>
+              </w:rPr>
+            </w:pPr>
+            <w:r>
+              <w:rPr>
+                <w:rFonts w:ascii="Times New Roman" w:hAnsi="Times New Roman" w:eastAsia="Times New Roman" w:cs="Times New Roman"/>
+                <w:sz w:val="28"/>
+                <w:szCs w:val="28"/>
+              </w:rPr>
               <w:t>Добавление участника в БД</w:t>
             </w:r>
           </w:p>
@@ -554,25 +873,51 @@
     <w:p>
       <w:pPr>
         <w:pStyle w:val="Normal"/>
+        <w:spacing w:line="360" w:lineRule="auto"/>
         <w:ind w:left="0" w:firstLine="0"/>
+        <w:rPr>
+          <w:rFonts w:ascii="Times New Roman" w:hAnsi="Times New Roman" w:eastAsia="Times New Roman" w:cs="Times New Roman"/>
+          <w:sz w:val="28"/>
+          <w:szCs w:val="28"/>
+        </w:rPr>
       </w:pPr>
     </w:p>
     <w:p>
       <w:pPr>
         <w:pStyle w:val="ListParagraph"/>
+        <w:spacing w:line="360" w:lineRule="auto"/>
         <w:ind w:left="720"/>
+        <w:contextualSpacing w:val="0"/>
+        <w:rPr>
+          <w:rFonts w:ascii="Times New Roman" w:hAnsi="Times New Roman" w:eastAsia="Times New Roman" w:cs="Times New Roman"/>
+          <w:sz w:val="28"/>
+          <w:szCs w:val="28"/>
+        </w:rPr>
       </w:pPr>
     </w:p>
     <w:p>
       <w:pPr>
         <w:pStyle w:val="Normal"/>
+        <w:spacing w:line="360" w:lineRule="auto"/>
         <w:ind w:left="0"/>
+        <w:rPr>
+          <w:rFonts w:ascii="Times New Roman" w:hAnsi="Times New Roman" w:eastAsia="Times New Roman" w:cs="Times New Roman"/>
+          <w:sz w:val="28"/>
+          <w:szCs w:val="28"/>
+        </w:rPr>
       </w:pPr>
     </w:p>
     <w:p>
       <w:pPr>
         <w:pStyle w:val="ListParagraph"/>
+        <w:spacing w:line="360" w:lineRule="auto"/>
         <w:ind w:left="720"/>
+        <w:contextualSpacing w:val="0"/>
+        <w:rPr>
+          <w:rFonts w:ascii="Times New Roman" w:hAnsi="Times New Roman" w:eastAsia="Times New Roman" w:cs="Times New Roman"/>
+          <w:sz w:val="28"/>
+          <w:szCs w:val="28"/>
+        </w:rPr>
       </w:pPr>
     </w:p>
     <w:sectPr>
